--- a/app/templates/template_ladder1.docx
+++ b/app/templates/template_ladder1.docx
@@ -967,7 +967,7 @@
       </w:tblGrid>
       <w:tr>
         <w:trPr>
-          <w:trHeight w:val="374" w:hRule="atLeast"/>
+          <w:trHeight w:val="286" w:hRule="atLeast"/>
         </w:trPr>
         <w:tc>
           <w:tcPr>
@@ -7378,8 +7378,33 @@
                 <w:szCs w:val="24"/>
                 <w:lang w:val="es-ES"/>
               </w:rPr>
-              <w:t xml:space="preserve">Se levantan </w:t>
-            </w:r>
+              <w:t xml:space="preserve">Se levantan Defectos Leves: </w:t>
+            </w:r>
+          </w:p>
+        </w:tc>
+        <w:tc>
+          <w:tcPr>
+            <w:tcW w:w="4746" w:type="dxa"/>
+            <w:tcBorders>
+              <w:top w:val="nil"/>
+              <w:left w:val="nil"/>
+              <w:bottom w:val="nil"/>
+            </w:tcBorders>
+          </w:tcPr>
+          <w:p>
+            <w:pPr>
+              <w:pStyle w:val="ListParagraph"/>
+              <w:widowControl w:val="false"/>
+              <w:spacing w:before="0" w:after="0"/>
+              <w:ind w:left="720" w:hanging="0"/>
+              <w:contextualSpacing/>
+              <w:rPr>
+                <w:rFonts w:cs="Arial"/>
+                <w:b/>
+                <w:b/>
+                <w:lang w:val="es-ES"/>
+              </w:rPr>
+            </w:pPr>
             <w:r>
               <w:rPr>
                 <w:rFonts w:cs="Arial"/>
@@ -7389,76 +7414,7 @@
                 <w:szCs w:val="24"/>
                 <w:lang w:val="es-ES"/>
               </w:rPr>
-              <w:t>Defectos</w:t>
-            </w:r>
-            <w:r>
-              <w:rPr>
-                <w:rFonts w:cs="Arial"/>
-                <w:b/>
-                <w:bCs w:val="false"/>
-                <w:iCs w:val="false"/>
-                <w:szCs w:val="24"/>
-                <w:lang w:val="es-ES"/>
-              </w:rPr>
-              <w:t xml:space="preserve"> Leves: </w:t>
-            </w:r>
-          </w:p>
-        </w:tc>
-        <w:tc>
-          <w:tcPr>
-            <w:tcW w:w="4746" w:type="dxa"/>
-            <w:tcBorders>
-              <w:top w:val="nil"/>
-              <w:left w:val="nil"/>
-              <w:bottom w:val="nil"/>
-            </w:tcBorders>
-          </w:tcPr>
-          <w:p>
-            <w:pPr>
-              <w:pStyle w:val="ListParagraph"/>
-              <w:widowControl w:val="false"/>
-              <w:spacing w:before="0" w:after="0"/>
-              <w:ind w:left="720" w:hanging="0"/>
-              <w:contextualSpacing/>
-              <w:rPr>
-                <w:rFonts w:cs="Arial"/>
-                <w:b/>
-                <w:b/>
-                <w:lang w:val="es-ES"/>
-              </w:rPr>
-            </w:pPr>
-            <w:r>
-              <w:rPr>
-                <w:rFonts w:cs="Arial"/>
-                <w:b/>
-                <w:bCs w:val="false"/>
-                <w:iCs w:val="false"/>
-                <w:szCs w:val="24"/>
-                <w:lang w:val="es-ES"/>
-              </w:rPr>
-              <w:t xml:space="preserve">Se Mantienen </w:t>
-            </w:r>
-            <w:r>
-              <w:rPr>
-                <w:rFonts w:cs="Arial"/>
-                <w:b/>
-                <w:bCs w:val="false"/>
-                <w:iCs w:val="false"/>
-                <w:szCs w:val="24"/>
-                <w:lang w:val="es-ES"/>
-              </w:rPr>
-              <w:t>Defectos</w:t>
-            </w:r>
-            <w:r>
-              <w:rPr>
-                <w:rFonts w:cs="Arial"/>
-                <w:b/>
-                <w:bCs w:val="false"/>
-                <w:iCs w:val="false"/>
-                <w:szCs w:val="24"/>
-                <w:lang w:val="es-ES"/>
-              </w:rPr>
-              <w:t xml:space="preserve"> Leves: </w:t>
+              <w:t xml:space="preserve">Se Mantienen Defectos Leves: </w:t>
             </w:r>
           </w:p>
         </w:tc>

--- a/app/templates/template_ladder1.docx
+++ b/app/templates/template_ladder1.docx
@@ -153,6 +153,7 @@
               <w:bottom w:val="nil"/>
               <w:right w:val="nil"/>
             </w:tcBorders>
+            <w:shd w:fill="3465A4" w:val="clear"/>
             <w:vAlign w:val="center"/>
           </w:tcPr>
           <w:p>
@@ -163,14 +164,13 @@
               <w:ind w:hanging="0"/>
               <w:jc w:val="left"/>
               <w:rPr>
-                <w:rFonts w:cs="Arial"/>
-                <w:b/>
-                <w:b/>
-              </w:rPr>
-            </w:pPr>
-            <w:r>
-              <w:rPr>
-                <w:b/>
+                <w:color w:val="EEEEEE"/>
+              </w:rPr>
+            </w:pPr>
+            <w:r>
+              <w:rPr>
+                <w:b/>
+                <w:color w:val="EEEEEE"/>
               </w:rPr>
               <w:t>I.</w:t>
               <w:tab/>
@@ -979,6 +979,7 @@
               <w:bottom w:val="single" w:sz="4" w:space="0" w:color="1F497D"/>
               <w:right w:val="single" w:sz="4" w:space="0" w:color="1F497D"/>
             </w:tcBorders>
+            <w:shd w:fill="3465A4" w:val="clear"/>
             <w:vAlign w:val="center"/>
           </w:tcPr>
           <w:p>
@@ -990,14 +991,14 @@
               <w:ind w:hanging="0"/>
               <w:jc w:val="left"/>
               <w:rPr>
-                <w:sz w:val="18"/>
-                <w:szCs w:val="18"/>
+                <w:color w:val="EEEEEE"/>
               </w:rPr>
             </w:pPr>
             <w:r>
               <w:rPr>
                 <w:rFonts w:cs="Calibri" w:ascii="Calibri" w:hAnsi="Calibri" w:cstheme="minorHAnsi"/>
                 <w:b/>
+                <w:color w:val="EEEEEE"/>
                 <w:sz w:val="18"/>
                 <w:szCs w:val="18"/>
               </w:rPr>
@@ -1016,6 +1017,7 @@
               <w:bottom w:val="nil"/>
               <w:right w:val="nil"/>
             </w:tcBorders>
+            <w:shd w:fill="3465A4" w:val="clear"/>
           </w:tcPr>
           <w:p>
             <w:pPr>

--- a/app/templates/template_ladder1.docx
+++ b/app/templates/template_ladder1.docx
@@ -8439,7 +8439,7 @@
         <w:szCs w:val="18"/>
         <w:lang w:val="en-US"/>
       </w:rPr>
-      <w:t>F04-PRO-ASC-01-Rev 01</w:t>
+      <w:t>F06-PRO-EME-01</w:t>
     </w:r>
   </w:p>
   <w:p>

--- a/app/templates/template_ladder1.docx
+++ b/app/templates/template_ladder1.docx
@@ -8466,7 +8466,43 @@
         <w:szCs w:val="18"/>
         <w:lang w:val="en-US"/>
       </w:rPr>
-      <w:t>01/11/2022</w:t>
+      <w:t>13</w:t>
+    </w:r>
+    <w:r>
+      <w:rPr>
+        <w:rFonts w:cs="Calibri" w:ascii="Calibri" w:hAnsi="Calibri"/>
+        <w:sz w:val="18"/>
+        <w:szCs w:val="18"/>
+        <w:lang w:val="en-US"/>
+      </w:rPr>
+      <w:t>/</w:t>
+    </w:r>
+    <w:r>
+      <w:rPr>
+        <w:rFonts w:cs="Calibri" w:ascii="Calibri" w:hAnsi="Calibri"/>
+        <w:sz w:val="18"/>
+        <w:szCs w:val="18"/>
+        <w:lang w:val="en-US"/>
+      </w:rPr>
+      <w:t>08</w:t>
+    </w:r>
+    <w:r>
+      <w:rPr>
+        <w:rFonts w:cs="Calibri" w:ascii="Calibri" w:hAnsi="Calibri"/>
+        <w:sz w:val="18"/>
+        <w:szCs w:val="18"/>
+        <w:lang w:val="en-US"/>
+      </w:rPr>
+      <w:t>/202</w:t>
+    </w:r>
+    <w:r>
+      <w:rPr>
+        <w:rFonts w:cs="Calibri" w:ascii="Calibri" w:hAnsi="Calibri"/>
+        <w:sz w:val="18"/>
+        <w:szCs w:val="18"/>
+        <w:lang w:val="en-US"/>
+      </w:rPr>
+      <w:t>6</w:t>
     </w:r>
   </w:p>
 </w:hdr>

--- a/app/templates/template_ladder1.docx
+++ b/app/templates/template_ladder1.docx
@@ -7134,6 +7134,7 @@
     <w:p>
       <w:pPr>
         <w:pStyle w:val="Normal"/>
+        <w:widowControl w:val="false"/>
         <w:spacing w:before="0" w:after="0"/>
         <w:ind w:hanging="0"/>
         <w:rPr>
@@ -7152,9 +7153,9 @@
     <w:p>
       <w:pPr>
         <w:pStyle w:val="Normal"/>
+        <w:widowControl w:val="false"/>
         <w:spacing w:before="0" w:after="0"/>
         <w:ind w:hanging="0"/>
-        <w:jc w:val="center"/>
         <w:rPr>
           <w:rFonts w:cs="Arial"/>
           <w:b/>
@@ -7166,6 +7167,9 @@
           <w:rFonts w:cs="Arial"/>
           <w:b/>
         </w:rPr>
+      </w:r>
+      <w:r>
+        <w:br w:type="page"/>
       </w:r>
     </w:p>
     <w:p>
@@ -7259,66 +7263,34 @@
         <w:tblStyle w:val="Tablaconcuadrcula"/>
         <w:tblW w:w="9493" w:type="dxa"/>
         <w:jc w:val="left"/>
-        <w:tblInd w:w="0" w:type="dxa"/>
+        <w:tblInd w:w="-2" w:type="dxa"/>
         <w:tblLayout w:type="fixed"/>
         <w:tblCellMar>
           <w:top w:w="0" w:type="dxa"/>
-          <w:left w:w="108" w:type="dxa"/>
+          <w:left w:w="7" w:type="dxa"/>
           <w:bottom w:w="0" w:type="dxa"/>
-          <w:right w:w="108" w:type="dxa"/>
+          <w:right w:w="0" w:type="dxa"/>
         </w:tblCellMar>
         <w:tblLook w:val="04a0" w:noHBand="0" w:noVBand="1" w:firstColumn="1" w:lastRow="0" w:lastColumn="0" w:firstRow="1"/>
       </w:tblPr>
       <w:tblGrid>
-        <w:gridCol w:w="4746"/>
-        <w:gridCol w:w="4746"/>
+        <w:gridCol w:w="4747"/>
+        <w:gridCol w:w="4745"/>
       </w:tblGrid>
       <w:tr>
         <w:trPr>
-          <w:trHeight w:val="285" w:hRule="atLeast"/>
+          <w:trHeight w:val="227" w:hRule="atLeast"/>
         </w:trPr>
         <w:tc>
           <w:tcPr>
-            <w:tcW w:w="4746" w:type="dxa"/>
-            <w:tcBorders>
-              <w:bottom w:val="nil"/>
+            <w:tcW w:w="4747" w:type="dxa"/>
+            <w:tcBorders>
+              <w:top w:val="single" w:sz="6" w:space="0" w:color="000000"/>
+              <w:left w:val="single" w:sz="6" w:space="0" w:color="000000"/>
+              <w:bottom w:val="single" w:sz="6" w:space="0" w:color="000000"/>
               <w:right w:val="nil"/>
             </w:tcBorders>
-          </w:tcPr>
-          <w:p>
-            <w:pPr>
-              <w:pStyle w:val="ListParagraph"/>
-              <w:widowControl w:val="false"/>
-              <w:spacing w:before="0" w:after="0"/>
-              <w:ind w:left="720" w:hanging="0"/>
-              <w:contextualSpacing/>
-              <w:rPr>
-                <w:rFonts w:cs="Arial"/>
-                <w:b/>
-                <w:b/>
-                <w:lang w:val="es-ES"/>
-              </w:rPr>
-            </w:pPr>
-            <w:r>
-              <w:rPr>
-                <w:rFonts w:cs="Arial"/>
-                <w:b/>
-                <w:bCs w:val="false"/>
-                <w:iCs w:val="false"/>
-                <w:szCs w:val="24"/>
-                <w:lang w:val="es-ES"/>
-              </w:rPr>
-              <w:t>Observaciones:</w:t>
-            </w:r>
-          </w:p>
-        </w:tc>
-        <w:tc>
-          <w:tcPr>
-            <w:tcW w:w="4746" w:type="dxa"/>
-            <w:tcBorders>
-              <w:left w:val="nil"/>
-              <w:bottom w:val="nil"/>
-            </w:tcBorders>
+            <w:shd w:fill="00599D" w:val="clear"/>
           </w:tcPr>
           <w:p>
             <w:pPr>
@@ -7327,6 +7299,55 @@
               <w:suppressAutoHyphens w:val="true"/>
               <w:spacing w:before="0" w:after="0"/>
               <w:ind w:hanging="0"/>
+              <w:jc w:val="left"/>
+              <w:rPr>
+                <w:rFonts w:cs="Arial"/>
+                <w:b/>
+                <w:b/>
+                <w:lang w:val="es-ES"/>
+              </w:rPr>
+            </w:pPr>
+            <w:r>
+              <w:rPr>
+                <w:rFonts w:eastAsia="Times New Roman" w:cs="Arial" w:ascii="Liberation Sans" w:hAnsi="Liberation Sans"/>
+                <w:b/>
+                <w:bCs/>
+                <w:i w:val="false"/>
+                <w:iCs w:val="false"/>
+                <w:strike w:val="false"/>
+                <w:dstrike w:val="false"/>
+                <w:outline w:val="false"/>
+                <w:shadow w:val="false"/>
+                <w:color w:val="FFFFFF"/>
+                <w:kern w:val="0"/>
+                <w:sz w:val="20"/>
+                <w:szCs w:val="20"/>
+                <w:u w:val="none"/>
+                <w:lang w:val="es-ES" w:bidi="ar-SA"/>
+              </w:rPr>
+              <w:t>Observaciones:</w:t>
+            </w:r>
+          </w:p>
+        </w:tc>
+        <w:tc>
+          <w:tcPr>
+            <w:tcW w:w="4745" w:type="dxa"/>
+            <w:tcBorders>
+              <w:top w:val="single" w:sz="6" w:space="0" w:color="000000"/>
+              <w:left w:val="nil"/>
+              <w:bottom w:val="single" w:sz="6" w:space="0" w:color="000000"/>
+              <w:right w:val="single" w:sz="6" w:space="0" w:color="000000"/>
+            </w:tcBorders>
+            <w:shd w:fill="00599D" w:val="clear"/>
+          </w:tcPr>
+          <w:p>
+            <w:pPr>
+              <w:pStyle w:val="Normal"/>
+              <w:widowControl w:val="false"/>
+              <w:suppressAutoHyphens w:val="true"/>
+              <w:spacing w:before="0" w:after="0"/>
+              <w:ind w:hanging="0"/>
+              <w:jc w:val="left"/>
               <w:rPr>
                 <w:rFonts w:cs="Arial"/>
                 <w:b/>
@@ -7346,14 +7367,15 @@
       </w:tr>
       <w:tr>
         <w:trPr>
-          <w:trHeight w:val="285" w:hRule="atLeast"/>
+          <w:trHeight w:val="505" w:hRule="atLeast"/>
         </w:trPr>
         <w:tc>
           <w:tcPr>
-            <w:tcW w:w="4746" w:type="dxa"/>
+            <w:tcW w:w="4747" w:type="dxa"/>
             <w:tcBorders>
               <w:top w:val="nil"/>
-              <w:bottom w:val="nil"/>
+              <w:left w:val="single" w:sz="6" w:space="0" w:color="000000"/>
+              <w:bottom w:val="single" w:sz="6" w:space="0" w:color="000000"/>
               <w:right w:val="nil"/>
             </w:tcBorders>
           </w:tcPr>
@@ -7364,57 +7386,74 @@
               <w:suppressAutoHyphens w:val="true"/>
               <w:spacing w:before="0" w:after="0"/>
               <w:ind w:hanging="0"/>
+              <w:jc w:val="left"/>
               <w:rPr>
                 <w:rFonts w:cs="Arial"/>
-                <w:b/>
-                <w:b/>
                 <w:lang w:val="es-ES"/>
               </w:rPr>
             </w:pPr>
             <w:r>
               <w:rPr>
+                <w:rFonts w:eastAsia="Times New Roman" w:ascii="Liberation Serif" w:hAnsi="Liberation Serif"/>
+                <w:b/>
+                <w:bCs w:val="false"/>
+                <w:i w:val="false"/>
+                <w:iCs w:val="false"/>
+                <w:strike w:val="false"/>
+                <w:dstrike w:val="false"/>
+                <w:outline w:val="false"/>
+                <w:shadow w:val="false"/>
+                <w:color w:val="000000"/>
+                <w:kern w:val="0"/>
+                <w:sz w:val="24"/>
+                <w:szCs w:val="24"/>
+                <w:u w:val="none"/>
+                <w:lang w:val="es-ES" w:bidi="ar-SA"/>
+              </w:rPr>
+              <w:t xml:space="preserve">Se levantan Defectos leves: </w:t>
+            </w:r>
+          </w:p>
+        </w:tc>
+        <w:tc>
+          <w:tcPr>
+            <w:tcW w:w="4745" w:type="dxa"/>
+            <w:tcBorders>
+              <w:top w:val="nil"/>
+              <w:left w:val="single" w:sz="6" w:space="0" w:color="000000"/>
+              <w:bottom w:val="single" w:sz="6" w:space="0" w:color="000000"/>
+              <w:right w:val="single" w:sz="6" w:space="0" w:color="000000"/>
+            </w:tcBorders>
+          </w:tcPr>
+          <w:p>
+            <w:pPr>
+              <w:pStyle w:val="Normal"/>
+              <w:widowControl w:val="false"/>
+              <w:suppressAutoHyphens w:val="true"/>
+              <w:spacing w:before="0" w:after="0"/>
+              <w:ind w:hanging="0"/>
+              <w:jc w:val="left"/>
+              <w:rPr>
                 <w:rFonts w:cs="Arial"/>
+                <w:lang w:val="es-ES"/>
+              </w:rPr>
+            </w:pPr>
+            <w:r>
+              <w:rPr>
+                <w:rFonts w:eastAsia="Times New Roman" w:ascii="Liberation Serif" w:hAnsi="Liberation Serif"/>
                 <w:b/>
                 <w:bCs w:val="false"/>
+                <w:i w:val="false"/>
                 <w:iCs w:val="false"/>
+                <w:strike w:val="false"/>
+                <w:dstrike w:val="false"/>
+                <w:outline w:val="false"/>
+                <w:shadow w:val="false"/>
+                <w:color w:val="000000"/>
+                <w:kern w:val="0"/>
+                <w:sz w:val="24"/>
                 <w:szCs w:val="24"/>
-                <w:lang w:val="es-ES"/>
-              </w:rPr>
-              <w:t xml:space="preserve">Se levantan Defectos Leves: </w:t>
-            </w:r>
-          </w:p>
-        </w:tc>
-        <w:tc>
-          <w:tcPr>
-            <w:tcW w:w="4746" w:type="dxa"/>
-            <w:tcBorders>
-              <w:top w:val="nil"/>
-              <w:left w:val="nil"/>
-              <w:bottom w:val="nil"/>
-            </w:tcBorders>
-          </w:tcPr>
-          <w:p>
-            <w:pPr>
-              <w:pStyle w:val="ListParagraph"/>
-              <w:widowControl w:val="false"/>
-              <w:spacing w:before="0" w:after="0"/>
-              <w:ind w:left="720" w:hanging="0"/>
-              <w:contextualSpacing/>
-              <w:rPr>
-                <w:rFonts w:cs="Arial"/>
-                <w:b/>
-                <w:b/>
-                <w:lang w:val="es-ES"/>
-              </w:rPr>
-            </w:pPr>
-            <w:r>
-              <w:rPr>
-                <w:rFonts w:cs="Arial"/>
-                <w:b/>
-                <w:bCs w:val="false"/>
-                <w:iCs w:val="false"/>
-                <w:szCs w:val="24"/>
-                <w:lang w:val="es-ES"/>
+                <w:u w:val="none"/>
+                <w:lang w:val="es-ES" w:bidi="ar-SA"/>
               </w:rPr>
               <w:t xml:space="preserve">Se Mantienen Defectos Leves: </w:t>
             </w:r>
@@ -7423,55 +7462,203 @@
       </w:tr>
       <w:tr>
         <w:trPr>
-          <w:trHeight w:val="345" w:hRule="atLeast"/>
+          <w:trHeight w:val="505" w:hRule="atLeast"/>
         </w:trPr>
         <w:tc>
           <w:tcPr>
-            <w:tcW w:w="4746" w:type="dxa"/>
+            <w:tcW w:w="4747" w:type="dxa"/>
             <w:tcBorders>
               <w:top w:val="nil"/>
+              <w:left w:val="single" w:sz="6" w:space="0" w:color="000000"/>
+              <w:bottom w:val="single" w:sz="6" w:space="0" w:color="000000"/>
               <w:right w:val="nil"/>
             </w:tcBorders>
           </w:tcPr>
           <w:p>
             <w:pPr>
-              <w:pStyle w:val="Normal"/>
-              <w:widowControl w:val="false"/>
-              <w:suppressAutoHyphens w:val="true"/>
-              <w:spacing w:before="0" w:after="0"/>
-              <w:ind w:hanging="0"/>
-              <w:jc w:val="left"/>
-              <w:rPr>
+              <w:pStyle w:val="LOnormal"/>
+              <w:keepNext w:val="false"/>
+              <w:keepLines w:val="false"/>
+              <w:widowControl w:val="false"/>
+              <w:shd w:val="clear" w:color="auto" w:fill="auto"/>
+              <w:spacing w:lineRule="auto" w:line="240" w:before="0" w:after="0"/>
+              <w:ind w:right="0" w:hanging="0"/>
+              <w:jc w:val="left"/>
+              <w:rPr>
+                <w:rFonts w:ascii="Arial" w:hAnsi="Arial" w:eastAsia="Arial" w:cs="Arial"/>
+                <w:b w:val="false"/>
+                <w:b w:val="false"/>
+                <w:i w:val="false"/>
+                <w:i w:val="false"/>
+                <w:caps w:val="false"/>
+                <w:smallCaps w:val="false"/>
+                <w:strike w:val="false"/>
+                <w:dstrike w:val="false"/>
+                <w:color w:val="000000"/>
+                <w:position w:val="0"/>
+                <w:sz w:val="20"/>
+                <w:sz w:val="20"/>
+                <w:szCs w:val="20"/>
+                <w:u w:val="none"/>
+                <w:shd w:fill="auto" w:val="clear"/>
+                <w:vertAlign w:val="baseline"/>
+              </w:rPr>
+            </w:pPr>
+            <w:r>
+              <w:rPr>
+                <w:rFonts w:ascii="Liberation Serif" w:hAnsi="Liberation Serif"/>
+                <w:b w:val="false"/>
+                <w:bCs w:val="false"/>
+                <w:i w:val="false"/>
+                <w:iCs w:val="false"/>
+                <w:strike w:val="false"/>
+                <w:dstrike w:val="false"/>
+                <w:outline w:val="false"/>
+                <w:shadow w:val="false"/>
+                <w:color w:val="000000"/>
+                <w:sz w:val="24"/>
+                <w:szCs w:val="24"/>
+                <w:u w:val="none"/>
+              </w:rPr>
+              <w:t>{{revision_past_errors_level_lift}}</w:t>
+            </w:r>
+          </w:p>
+        </w:tc>
+        <w:tc>
+          <w:tcPr>
+            <w:tcW w:w="4745" w:type="dxa"/>
+            <w:tcBorders>
+              <w:top w:val="nil"/>
+              <w:left w:val="single" w:sz="6" w:space="0" w:color="000000"/>
+              <w:bottom w:val="single" w:sz="6" w:space="0" w:color="000000"/>
+              <w:right w:val="single" w:sz="6" w:space="0" w:color="000000"/>
+            </w:tcBorders>
+          </w:tcPr>
+          <w:p>
+            <w:pPr>
+              <w:pStyle w:val="LOnormal"/>
+              <w:keepNext w:val="false"/>
+              <w:keepLines w:val="false"/>
+              <w:widowControl w:val="false"/>
+              <w:shd w:val="clear" w:color="auto" w:fill="auto"/>
+              <w:spacing w:lineRule="auto" w:line="240" w:before="0" w:after="0"/>
+              <w:ind w:right="0" w:hanging="0"/>
+              <w:jc w:val="left"/>
+              <w:rPr>
+                <w:rFonts w:ascii="Liberation Serif" w:hAnsi="Liberation Serif"/>
                 <w:b w:val="false"/>
                 <w:b w:val="false"/>
                 <w:bCs w:val="false"/>
                 <w:i w:val="false"/>
                 <w:i w:val="false"/>
                 <w:iCs w:val="false"/>
+                <w:strike w:val="false"/>
+                <w:dstrike w:val="false"/>
+                <w:outline w:val="false"/>
+                <w:shadow w:val="false"/>
+                <w:color w:val="000000"/>
                 <w:sz w:val="24"/>
                 <w:szCs w:val="24"/>
-              </w:rPr>
-            </w:pPr>
-            <w:r>
-              <w:rPr>
-                <w:rFonts w:cs="Arial"/>
+                <w:u w:val="none"/>
+              </w:rPr>
+            </w:pPr>
+            <w:r>
+              <w:rPr>
+                <w:rFonts w:ascii="Liberation Serif" w:hAnsi="Liberation Serif"/>
                 <w:b w:val="false"/>
                 <w:bCs w:val="false"/>
+                <w:i w:val="false"/>
                 <w:iCs w:val="false"/>
+                <w:strike w:val="false"/>
+                <w:dstrike w:val="false"/>
+                <w:outline w:val="false"/>
+                <w:shadow w:val="false"/>
+                <w:color w:val="000000"/>
+                <w:sz w:val="24"/>
                 <w:szCs w:val="24"/>
-                <w:lang w:val="es-ES"/>
-              </w:rPr>
-              <w:t>{{revision_past_errors_level_lift}}</w:t>
-            </w:r>
-          </w:p>
-        </w:tc>
-        <w:tc>
-          <w:tcPr>
-            <w:tcW w:w="4746" w:type="dxa"/>
-            <w:tcBorders>
-              <w:top w:val="nil"/>
-              <w:left w:val="nil"/>
-            </w:tcBorders>
+                <w:u w:val="none"/>
+              </w:rPr>
+              <w:t>{{revision_past_errors_level}}</w:t>
+            </w:r>
+          </w:p>
+        </w:tc>
+      </w:tr>
+    </w:tbl>
+    <w:p>
+      <w:pPr>
+        <w:pStyle w:val="Normal"/>
+        <w:widowControl w:val="false"/>
+        <w:spacing w:before="0" w:after="0"/>
+        <w:ind w:hanging="0"/>
+        <w:rPr>
+          <w:rFonts w:cs="Arial"/>
+          <w:b/>
+          <w:b/>
+          <w:lang w:val="es-ES"/>
+        </w:rPr>
+      </w:pPr>
+      <w:r>
+        <w:rPr>
+          <w:rFonts w:cs="Arial"/>
+          <w:b/>
+          <w:lang w:val="es-ES"/>
+        </w:rPr>
+      </w:r>
+    </w:p>
+    <w:p>
+      <w:pPr>
+        <w:pStyle w:val="Normal"/>
+        <w:widowControl w:val="false"/>
+        <w:spacing w:before="0" w:after="0"/>
+        <w:ind w:hanging="0"/>
+        <w:rPr>
+          <w:rFonts w:cs="Arial"/>
+          <w:b/>
+          <w:b/>
+          <w:lang w:val="es-ES"/>
+        </w:rPr>
+      </w:pPr>
+      <w:r>
+        <w:rPr>
+          <w:rFonts w:cs="Arial"/>
+          <w:b/>
+          <w:lang w:val="es-ES"/>
+        </w:rPr>
+      </w:r>
+    </w:p>
+    <w:tbl>
+      <w:tblPr>
+        <w:tblStyle w:val="Tablaconcuadrcula"/>
+        <w:tblW w:w="9493" w:type="dxa"/>
+        <w:jc w:val="left"/>
+        <w:tblInd w:w="-2" w:type="dxa"/>
+        <w:tblLayout w:type="fixed"/>
+        <w:tblCellMar>
+          <w:top w:w="0" w:type="dxa"/>
+          <w:left w:w="7" w:type="dxa"/>
+          <w:bottom w:w="0" w:type="dxa"/>
+          <w:right w:w="0" w:type="dxa"/>
+        </w:tblCellMar>
+        <w:tblLook w:val="04a0" w:noHBand="0" w:noVBand="1" w:firstColumn="1" w:lastRow="0" w:lastColumn="0" w:firstRow="1"/>
+      </w:tblPr>
+      <w:tblGrid>
+        <w:gridCol w:w="4747"/>
+        <w:gridCol w:w="4745"/>
+      </w:tblGrid>
+      <w:tr>
+        <w:trPr>
+          <w:trHeight w:val="227" w:hRule="atLeast"/>
+        </w:trPr>
+        <w:tc>
+          <w:tcPr>
+            <w:tcW w:w="4747" w:type="dxa"/>
+            <w:tcBorders>
+              <w:top w:val="single" w:sz="6" w:space="0" w:color="000000"/>
+              <w:left w:val="single" w:sz="6" w:space="0" w:color="000000"/>
+              <w:bottom w:val="single" w:sz="6" w:space="0" w:color="000000"/>
+              <w:right w:val="nil"/>
+            </w:tcBorders>
+            <w:shd w:fill="00599D" w:val="clear"/>
           </w:tcPr>
           <w:p>
             <w:pPr>
@@ -7482,26 +7669,284 @@
               <w:ind w:hanging="0"/>
               <w:jc w:val="left"/>
               <w:rPr>
+                <w:rFonts w:cs="Arial"/>
+                <w:b/>
+                <w:b/>
+                <w:lang w:val="es-ES"/>
+              </w:rPr>
+            </w:pPr>
+            <w:r>
+              <w:rPr>
+                <w:rFonts w:eastAsia="Times New Roman" w:cs="Arial" w:ascii="Liberation Sans" w:hAnsi="Liberation Sans"/>
+                <w:b/>
+                <w:bCs/>
+                <w:i w:val="false"/>
+                <w:iCs w:val="false"/>
+                <w:strike w:val="false"/>
+                <w:dstrike w:val="false"/>
+                <w:outline w:val="false"/>
+                <w:shadow w:val="false"/>
+                <w:color w:val="FFFFFF"/>
+                <w:kern w:val="0"/>
+                <w:sz w:val="20"/>
+                <w:szCs w:val="20"/>
+                <w:u w:val="none"/>
+                <w:lang w:val="es-ES" w:bidi="ar-SA"/>
+              </w:rPr>
+              <w:t>Observaciones:</w:t>
+            </w:r>
+          </w:p>
+        </w:tc>
+        <w:tc>
+          <w:tcPr>
+            <w:tcW w:w="4745" w:type="dxa"/>
+            <w:tcBorders>
+              <w:top w:val="single" w:sz="6" w:space="0" w:color="000000"/>
+              <w:left w:val="nil"/>
+              <w:bottom w:val="single" w:sz="6" w:space="0" w:color="000000"/>
+              <w:right w:val="single" w:sz="6" w:space="0" w:color="000000"/>
+            </w:tcBorders>
+            <w:shd w:fill="00599D" w:val="clear"/>
+          </w:tcPr>
+          <w:p>
+            <w:pPr>
+              <w:pStyle w:val="Normal"/>
+              <w:widowControl w:val="false"/>
+              <w:suppressAutoHyphens w:val="true"/>
+              <w:spacing w:before="0" w:after="0"/>
+              <w:ind w:hanging="0"/>
+              <w:jc w:val="left"/>
+              <w:rPr>
+                <w:rFonts w:cs="Arial"/>
+                <w:b/>
+                <w:b/>
+                <w:lang w:val="es-ES"/>
+              </w:rPr>
+            </w:pPr>
+            <w:r>
+              <w:rPr>
+                <w:rFonts w:cs="Arial"/>
+                <w:b/>
+                <w:lang w:val="es-ES"/>
+              </w:rPr>
+            </w:r>
+          </w:p>
+        </w:tc>
+      </w:tr>
+      <w:tr>
+        <w:trPr>
+          <w:trHeight w:val="505" w:hRule="atLeast"/>
+        </w:trPr>
+        <w:tc>
+          <w:tcPr>
+            <w:tcW w:w="4747" w:type="dxa"/>
+            <w:tcBorders>
+              <w:top w:val="nil"/>
+              <w:left w:val="single" w:sz="6" w:space="0" w:color="000000"/>
+              <w:bottom w:val="single" w:sz="6" w:space="0" w:color="000000"/>
+              <w:right w:val="nil"/>
+            </w:tcBorders>
+          </w:tcPr>
+          <w:p>
+            <w:pPr>
+              <w:pStyle w:val="Normal"/>
+              <w:widowControl w:val="false"/>
+              <w:suppressAutoHyphens w:val="true"/>
+              <w:spacing w:before="0" w:after="0"/>
+              <w:ind w:hanging="0"/>
+              <w:jc w:val="left"/>
+              <w:rPr>
+                <w:rFonts w:cs="Arial"/>
+                <w:lang w:val="es-ES"/>
+              </w:rPr>
+            </w:pPr>
+            <w:r>
+              <w:rPr>
+                <w:rFonts w:eastAsia="Times New Roman" w:ascii="Liberation Serif" w:hAnsi="Liberation Serif"/>
+                <w:b/>
+                <w:bCs w:val="false"/>
+                <w:i w:val="false"/>
+                <w:iCs w:val="false"/>
+                <w:strike w:val="false"/>
+                <w:dstrike w:val="false"/>
+                <w:outline w:val="false"/>
+                <w:shadow w:val="false"/>
+                <w:color w:val="000000"/>
+                <w:kern w:val="0"/>
+                <w:sz w:val="24"/>
+                <w:szCs w:val="24"/>
+                <w:u w:val="none"/>
+                <w:lang w:val="es-ES" w:bidi="ar-SA"/>
+              </w:rPr>
+              <w:t xml:space="preserve">Se levantan Defectos Graves: </w:t>
+            </w:r>
+          </w:p>
+        </w:tc>
+        <w:tc>
+          <w:tcPr>
+            <w:tcW w:w="4745" w:type="dxa"/>
+            <w:tcBorders>
+              <w:top w:val="nil"/>
+              <w:left w:val="single" w:sz="6" w:space="0" w:color="000000"/>
+              <w:bottom w:val="single" w:sz="6" w:space="0" w:color="000000"/>
+              <w:right w:val="single" w:sz="6" w:space="0" w:color="000000"/>
+            </w:tcBorders>
+          </w:tcPr>
+          <w:p>
+            <w:pPr>
+              <w:pStyle w:val="Normal"/>
+              <w:widowControl w:val="false"/>
+              <w:suppressAutoHyphens w:val="true"/>
+              <w:spacing w:before="0" w:after="0"/>
+              <w:ind w:hanging="0"/>
+              <w:jc w:val="left"/>
+              <w:rPr>
+                <w:rFonts w:cs="Arial"/>
+                <w:lang w:val="es-ES"/>
+              </w:rPr>
+            </w:pPr>
+            <w:r>
+              <w:rPr>
+                <w:rFonts w:eastAsia="Times New Roman" w:ascii="Liberation Serif" w:hAnsi="Liberation Serif"/>
+                <w:b/>
+                <w:bCs w:val="false"/>
+                <w:i w:val="false"/>
+                <w:iCs w:val="false"/>
+                <w:strike w:val="false"/>
+                <w:dstrike w:val="false"/>
+                <w:outline w:val="false"/>
+                <w:shadow w:val="false"/>
+                <w:color w:val="000000"/>
+                <w:kern w:val="0"/>
+                <w:sz w:val="24"/>
+                <w:szCs w:val="24"/>
+                <w:u w:val="none"/>
+                <w:lang w:val="es-ES" w:bidi="ar-SA"/>
+              </w:rPr>
+              <w:t xml:space="preserve">Se Mantienen Defectos Graves: </w:t>
+            </w:r>
+          </w:p>
+        </w:tc>
+      </w:tr>
+      <w:tr>
+        <w:trPr>
+          <w:trHeight w:val="505" w:hRule="atLeast"/>
+        </w:trPr>
+        <w:tc>
+          <w:tcPr>
+            <w:tcW w:w="4747" w:type="dxa"/>
+            <w:tcBorders>
+              <w:top w:val="nil"/>
+              <w:left w:val="single" w:sz="6" w:space="0" w:color="000000"/>
+              <w:bottom w:val="single" w:sz="6" w:space="0" w:color="000000"/>
+              <w:right w:val="nil"/>
+            </w:tcBorders>
+          </w:tcPr>
+          <w:p>
+            <w:pPr>
+              <w:pStyle w:val="LOnormal"/>
+              <w:keepNext w:val="false"/>
+              <w:keepLines w:val="false"/>
+              <w:widowControl w:val="false"/>
+              <w:shd w:val="clear" w:color="auto" w:fill="auto"/>
+              <w:spacing w:lineRule="auto" w:line="240" w:before="0" w:after="0"/>
+              <w:ind w:right="0" w:hanging="0"/>
+              <w:jc w:val="left"/>
+              <w:rPr>
+                <w:rFonts w:ascii="Arial" w:hAnsi="Arial" w:eastAsia="Arial" w:cs="Arial"/>
+                <w:b w:val="false"/>
+                <w:b w:val="false"/>
+                <w:i w:val="false"/>
+                <w:i w:val="false"/>
+                <w:caps w:val="false"/>
+                <w:smallCaps w:val="false"/>
+                <w:strike w:val="false"/>
+                <w:dstrike w:val="false"/>
+                <w:color w:val="000000"/>
+                <w:position w:val="0"/>
+                <w:sz w:val="20"/>
+                <w:sz w:val="20"/>
+                <w:szCs w:val="20"/>
+                <w:u w:val="none"/>
+                <w:shd w:fill="auto" w:val="clear"/>
+                <w:vertAlign w:val="baseline"/>
+              </w:rPr>
+            </w:pPr>
+            <w:r>
+              <w:rPr>
+                <w:rFonts w:ascii="Liberation Serif" w:hAnsi="Liberation Serif"/>
+                <w:b w:val="false"/>
+                <w:bCs w:val="false"/>
+                <w:i w:val="false"/>
+                <w:iCs w:val="false"/>
+                <w:strike w:val="false"/>
+                <w:dstrike w:val="false"/>
+                <w:outline w:val="false"/>
+                <w:shadow w:val="false"/>
+                <w:color w:val="000000"/>
+                <w:sz w:val="24"/>
+                <w:szCs w:val="24"/>
+                <w:u w:val="none"/>
+              </w:rPr>
+              <w:t>{{revision_past_errors_graves_lift}}</w:t>
+            </w:r>
+          </w:p>
+        </w:tc>
+        <w:tc>
+          <w:tcPr>
+            <w:tcW w:w="4745" w:type="dxa"/>
+            <w:tcBorders>
+              <w:top w:val="nil"/>
+              <w:left w:val="single" w:sz="6" w:space="0" w:color="000000"/>
+              <w:bottom w:val="single" w:sz="6" w:space="0" w:color="000000"/>
+              <w:right w:val="single" w:sz="6" w:space="0" w:color="000000"/>
+            </w:tcBorders>
+          </w:tcPr>
+          <w:p>
+            <w:pPr>
+              <w:pStyle w:val="LOnormal"/>
+              <w:keepNext w:val="false"/>
+              <w:keepLines w:val="false"/>
+              <w:widowControl w:val="false"/>
+              <w:shd w:val="clear" w:color="auto" w:fill="auto"/>
+              <w:spacing w:lineRule="auto" w:line="240" w:before="0" w:after="0"/>
+              <w:ind w:right="0" w:hanging="0"/>
+              <w:jc w:val="left"/>
+              <w:rPr>
+                <w:rFonts w:ascii="Liberation Serif" w:hAnsi="Liberation Serif"/>
                 <w:b w:val="false"/>
                 <w:b w:val="false"/>
                 <w:bCs w:val="false"/>
                 <w:i w:val="false"/>
                 <w:i w:val="false"/>
                 <w:iCs w:val="false"/>
+                <w:strike w:val="false"/>
+                <w:dstrike w:val="false"/>
+                <w:outline w:val="false"/>
+                <w:shadow w:val="false"/>
+                <w:color w:val="000000"/>
                 <w:sz w:val="24"/>
                 <w:szCs w:val="24"/>
-              </w:rPr>
-            </w:pPr>
-            <w:r>
-              <w:rPr>
-                <w:rFonts w:cs="Arial"/>
+                <w:u w:val="none"/>
+              </w:rPr>
+            </w:pPr>
+            <w:r>
+              <w:rPr>
+                <w:rFonts w:ascii="Liberation Serif" w:hAnsi="Liberation Serif"/>
                 <w:b w:val="false"/>
                 <w:bCs w:val="false"/>
+                <w:i w:val="false"/>
                 <w:iCs w:val="false"/>
+                <w:strike w:val="false"/>
+                <w:dstrike w:val="false"/>
+                <w:outline w:val="false"/>
+                <w:shadow w:val="false"/>
+                <w:color w:val="000000"/>
+                <w:sz w:val="24"/>
                 <w:szCs w:val="24"/>
-                <w:lang w:val="es-ES"/>
-              </w:rPr>
-              <w:t>{{revision_past_errors_level}}</w:t>
+                <w:u w:val="none"/>
+              </w:rPr>
+              <w:t>{{revision_past_errors_graves}}</w:t>
             </w:r>
           </w:p>
         </w:tc>
@@ -7509,11 +7954,31 @@
     </w:tbl>
     <w:p>
       <w:pPr>
-        <w:pStyle w:val="ListParagraph"/>
+        <w:pStyle w:val="Normal"/>
         <w:widowControl w:val="false"/>
         <w:spacing w:before="0" w:after="0"/>
-        <w:ind w:left="720" w:hanging="0"/>
-        <w:contextualSpacing/>
+        <w:ind w:hanging="0"/>
+        <w:rPr>
+          <w:rFonts w:cs="Arial"/>
+          <w:b/>
+          <w:b/>
+          <w:lang w:val="es-ES"/>
+        </w:rPr>
+      </w:pPr>
+      <w:r>
+        <w:rPr>
+          <w:rFonts w:cs="Arial"/>
+          <w:b/>
+          <w:lang w:val="es-ES"/>
+        </w:rPr>
+      </w:r>
+    </w:p>
+    <w:p>
+      <w:pPr>
+        <w:pStyle w:val="Normal"/>
+        <w:widowControl w:val="false"/>
+        <w:spacing w:before="0" w:after="0"/>
+        <w:ind w:hanging="0"/>
         <w:rPr>
           <w:rFonts w:cs="Arial"/>
           <w:b/>
@@ -8466,43 +8931,7 @@
         <w:szCs w:val="18"/>
         <w:lang w:val="en-US"/>
       </w:rPr>
-      <w:t>13</w:t>
-    </w:r>
-    <w:r>
-      <w:rPr>
-        <w:rFonts w:cs="Calibri" w:ascii="Calibri" w:hAnsi="Calibri"/>
-        <w:sz w:val="18"/>
-        <w:szCs w:val="18"/>
-        <w:lang w:val="en-US"/>
-      </w:rPr>
-      <w:t>/</w:t>
-    </w:r>
-    <w:r>
-      <w:rPr>
-        <w:rFonts w:cs="Calibri" w:ascii="Calibri" w:hAnsi="Calibri"/>
-        <w:sz w:val="18"/>
-        <w:szCs w:val="18"/>
-        <w:lang w:val="en-US"/>
-      </w:rPr>
-      <w:t>08</w:t>
-    </w:r>
-    <w:r>
-      <w:rPr>
-        <w:rFonts w:cs="Calibri" w:ascii="Calibri" w:hAnsi="Calibri"/>
-        <w:sz w:val="18"/>
-        <w:szCs w:val="18"/>
-        <w:lang w:val="en-US"/>
-      </w:rPr>
-      <w:t>/202</w:t>
-    </w:r>
-    <w:r>
-      <w:rPr>
-        <w:rFonts w:cs="Calibri" w:ascii="Calibri" w:hAnsi="Calibri"/>
-        <w:sz w:val="18"/>
-        <w:szCs w:val="18"/>
-        <w:lang w:val="en-US"/>
-      </w:rPr>
-      <w:t>6</w:t>
+      <w:t>13/08/2026</w:t>
     </w:r>
   </w:p>
 </w:hdr>
